--- a/output/meta/2026-03-28_ai-agent-team-overview/ai-agent-team-overview_guide.docx
+++ b/output/meta/2026-03-28_ai-agent-team-overview/ai-agent-team-overview_guide.docx
@@ -3847,10 +3847,10 @@
         <w:tblLook w:firstColumn="1" w:firstRow="1" w:lastColumn="0" w:lastRow="0" w:noHBand="0" w:noVBand="1" w:val="04A0"/>
       </w:tblPr>
       <w:tblGrid>
-        <w:gridCol w:w="2160"/>
-        <w:gridCol w:w="2160"/>
-        <w:gridCol w:w="2160"/>
-        <w:gridCol w:w="2160"/>
+        <w:gridCol w:w="1591"/>
+        <w:gridCol w:w="1432"/>
+        <w:gridCol w:w="2864"/>
+        <w:gridCol w:w="3183"/>
       </w:tblGrid>
       <w:tr>
         <w:tc>
